--- a/en/wisdom-stories/not-leaving-the-right-path.docx
+++ b/en/wisdom-stories/not-leaving-the-right-path.docx
@@ -10,33 +10,62 @@
         <w:rPr>
           <w:sz w:val="52"/>
         </w:rPr>
-        <w:t>Not to deviate from the right path</w:t>
+        <w:t>Staying on the Right Path</w:t>
       </w:r>
     </w:p>
     <w:p>
       <w:r>
-        <w:t>One day, a man who was wasting his time in idleness, idleness, and eating inheritances got tired of this situation and went to the king to seek advice on how to live a righteous life without deviating from the right path and asked him to show him a way. The king thought for a while and ordered the man to do the following: "Take this jar full of olive oil and carry it from one end of the city to the other without spilling even a drop. If a single drop falls on the ground, know that your neck will be cut off." He also assigned two soldiers to the man to supervise.</w:t>
+        <w:t>Once there was a man who had grown tired of wasting his days in idleness and living off his inheritance. Wanting to lead an honest life and stay on the right path, he went to the king for advice.</w:t>
       </w:r>
     </w:p>
     <w:p>
       <w:r>
-        <w:t>The man gathered all his strength, used his intelligence, and carried the jar to the other end of the city without spilling even a drop. Then he returned and went to the king again and said, "May the king live, I have carried out your order perfectly." The king asked, "What did you see in the city, what did you witness?" There was a market in the city that day, and the crowd was so large that even a pin would not fall to the ground.</w:t>
+        <w:t>After thinking for a moment, the king handed him a jar filled to the brim with olive oil.</w:t>
       </w:r>
     </w:p>
     <w:p>
       <w:r>
-        <w:t>Nevertheless, the man replied to the king: "May the king live, I was so careful not to spill the oil in the jar on the ground for the sake of my life that I could not take my eyes off the jar for a moment to look around. For this reason, I did not see anyone or witness any event."</w:t>
+        <w:t>— Carry this from one end of the city to the other without spilling a single drop. If even one drop reaches the ground, you will pay with your life.</w:t>
       </w:r>
     </w:p>
     <w:p>
       <w:r>
-        <w:t xml:space="preserve">After this lesson, the king gave the man his advice with peace of mind: "If you are so careful in everything you do, in every task you are given, if you devote yourself to your work, and if you do not forget that </w:t>
+        <w:t>The king sent two soldiers with him to make sure the order was obeyed. The man concentrated with all his might and reached the far end of the city without spilling a drop. When he returned, he said:</w:t>
       </w:r>
+    </w:p>
+    <w:p>
       <w:r>
-        <w:t>Allah</w:t>
+        <w:t>— Your Majesty, I have carried out your order exactly.</w:t>
       </w:r>
+    </w:p>
+    <w:p>
       <w:r>
-        <w:t xml:space="preserve"> is always watching over you, you will never stray from the right path."</w:t>
+        <w:t>The king asked:</w:t>
+      </w:r>
+    </w:p>
+    <w:p>
+      <w:r>
+        <w:t>— What did you see along the way?</w:t>
+      </w:r>
+    </w:p>
+    <w:p>
+      <w:r>
+        <w:t>That day the city was bustling with a crowded market, but the man replied:</w:t>
+      </w:r>
+    </w:p>
+    <w:p>
+      <w:r>
+        <w:t>— Your Majesty, I was so focused on keeping the oil from spilling that I never once looked away from the jar. I saw no one and noticed nothing around me.</w:t>
+      </w:r>
+    </w:p>
+    <w:p>
+      <w:r>
+        <w:t>The king said:</w:t>
+      </w:r>
+    </w:p>
+    <w:p>
+      <w:r>
+        <w:t>— Then remember this lesson. If you give every task the same care and attention, devote yourself fully to what is right, and remember that Allah always sees you, you will not stray from the right path.</w:t>
       </w:r>
     </w:p>
     <w:p>
@@ -56,36 +85,12 @@
       </w:pPr>
       <w:r>
         <w:rPr>
-          <w:rFonts w:cs="Arial"/>
           <w:b/>
-          <w:i w:val="0"/>
-          <w:color w:val="9A7417"/>
         </w:rPr>
         <w:t xml:space="preserve">Moral: </w:t>
       </w:r>
       <w:r>
-        <w:rPr>
-          <w:rFonts w:cs="Arial"/>
-          <w:i w:val="0"/>
-          <w:color w:val="3F3826"/>
-        </w:rPr>
-        <w:t xml:space="preserve">A person who approaches everything he does with full attention, and who does not forget that </w:t>
-      </w:r>
-      <w:r>
-        <w:rPr>
-          <w:rFonts w:cs="Arial"/>
-          <w:i w:val="0"/>
-          <w:color w:val="3F3826"/>
-        </w:rPr>
-        <w:t>Allah</w:t>
-      </w:r>
-      <w:r>
-        <w:rPr>
-          <w:rFonts w:cs="Arial"/>
-          <w:i w:val="0"/>
-          <w:color w:val="3F3826"/>
-        </w:rPr>
-        <w:t xml:space="preserve"> is watching him, will never stray from the right path.</w:t>
+        <w:t>A person who gives full attention to what is right and remembers that Allah sees his actions is far less likely to lose his way.</w:t>
       </w:r>
     </w:p>
     <w:p>
